--- a/downloads/teacher/05 Materials/Unit 02/Handouts/Handout 02.14 - Venture Risk Cards.docx
+++ b/downloads/teacher/05 Materials/Unit 02/Handouts/Handout 02.14 - Venture Risk Cards.docx
@@ -346,16 +346,7 @@
         <w:pStyle w:val="BodyText"/>
       </w:pPr>
       <w:r>
-        <w:t xml:space="preserve">Starting prices are the Fortune Street starting values from Sal’s README.</w:t>
-      </w:r>
-      <w:r>
-        <w:t xml:space="preserve"> </w:t>
-      </w:r>
-      <w:r>
-        <w:rPr>
-          <w:rStyle w:val="TeacherNote"/>
-        </w:rPr>
-        <w:t xml:space="preserve">[Sal: update from the live site’s Day 1 prices.]</w:t>
+        <w:t xml:space="preserve">Starting prices are the Fortune Street starting values from the ClassroomStreet setup files.</w:t>
       </w:r>
     </w:p>
     <w:p>
@@ -910,7 +901,7 @@
         <w:pStyle w:val="BodyText"/>
       </w:pPr>
       <w:r>
-        <w:t xml:space="preserve">In the crisis (windows 25 to 32 in Sal’s schedule), SPRK and CLDB fall 15 to 25 percent a window, IRON and SEAL barely move, HNYP does not move, WLLW dips and recovers quickly, MDOW drops 5 to 10 percent. That is the whole risk ladder in one week.</w:t>
+        <w:t xml:space="preserve">In the crisis (windows 25 to 32 in the simulation’s schedule), SPRK and CLDB fall 15 to 25 percent a window, IRON and SEAL barely move, HNYP does not move, WLLW dips and recovers quickly, MDOW drops 5 to 10 percent. That is the whole risk ladder in one week.</w:t>
       </w:r>
     </w:p>
     <w:sectPr>
